--- a/Usecases/Idéation/Idées exercices d'écriture.docx
+++ b/Usecases/Idéation/Idées exercices d'écriture.docx
@@ -5,212 +5,311 @@
     <w:p>
       <w:pPr>
         <w:pStyle w:val="Heading1"/>
-        <w:rPr>
-          <w:shd w:val="clear" w:color="auto" w:fill="FFFFFF"/>
-          <w:lang w:val="fr-BE"/>
-        </w:rPr>
-      </w:pPr>
-      <w:r>
-        <w:rPr>
-          <w:shd w:val="clear" w:color="auto" w:fill="FFFFFF"/>
-          <w:lang w:val="fr-BE"/>
-        </w:rPr>
-        <w:t>Phase 1</w:t>
-      </w:r>
-      <w:r>
-        <w:rPr>
-          <w:shd w:val="clear" w:color="auto" w:fill="FFFFFF"/>
-          <w:lang w:val="fr-BE"/>
-        </w:rPr>
-        <w:t xml:space="preserve"> - apprentis</w:t>
-      </w:r>
-    </w:p>
-    <w:p>
-      <w:pPr>
-        <w:rPr>
-          <w:rFonts w:ascii="Arial" w:hAnsi="Arial" w:cs="Arial"/>
-          <w:color w:val="202124"/>
-          <w:spacing w:val="2"/>
-          <w:shd w:val="clear" w:color="auto" w:fill="FFFFFF"/>
-          <w:lang w:val="fr-BE"/>
-        </w:rPr>
-      </w:pPr>
-      <w:r>
-        <w:rPr>
-          <w:rFonts w:ascii="Arial" w:hAnsi="Arial" w:cs="Arial"/>
-          <w:color w:val="202124"/>
-          <w:spacing w:val="2"/>
-          <w:shd w:val="clear" w:color="auto" w:fill="FFFFFF"/>
-          <w:lang w:val="fr-BE"/>
-        </w:rPr>
-        <w:t>Reproduire un texte</w:t>
-      </w:r>
-      <w:r>
-        <w:rPr>
-          <w:rFonts w:ascii="Arial" w:hAnsi="Arial" w:cs="Arial"/>
-          <w:color w:val="202124"/>
-          <w:spacing w:val="2"/>
-          <w:shd w:val="clear" w:color="auto" w:fill="FFFFFF"/>
-          <w:lang w:val="fr-BE"/>
-        </w:rPr>
-        <w:t xml:space="preserve"> (fable de la fontaine, discours, règlement du spectacle)</w:t>
-      </w:r>
+        <w:spacing w:before="0"/>
+        <w:rPr>
+          <w:lang w:val="fr-BE"/>
+        </w:rPr>
+      </w:pPr>
+      <w:r>
+        <w:rPr>
+          <w:lang w:val="fr-BE"/>
+        </w:rPr>
+        <w:t>Echauffement</w:t>
+      </w:r>
+    </w:p>
+    <w:p>
+      <w:pPr>
+        <w:pStyle w:val="ListParagraph"/>
+        <w:numPr>
+          <w:ilvl w:val="0"/>
+          <w:numId w:val="2"/>
+        </w:numPr>
+        <w:rPr>
+          <w:lang w:val="fr-BE"/>
+        </w:rPr>
+      </w:pPr>
+      <w:r>
+        <w:rPr>
+          <w:b/>
+          <w:lang w:val="fr-BE"/>
+        </w:rPr>
+        <w:t>Recopiez ce texte</w:t>
+      </w:r>
+      <w:r>
+        <w:rPr>
+          <w:lang w:val="fr-BE"/>
+        </w:rPr>
+        <w:t> :</w:t>
+      </w:r>
+      <w:r>
+        <w:rPr>
+          <w:lang w:val="fr-BE"/>
+        </w:rPr>
+        <w:t xml:space="preserve"> </w:t>
+      </w:r>
+      <w:r>
+        <w:rPr>
+          <w:lang w:val="fr-BE"/>
+        </w:rPr>
+        <w:t>Nous sommes des écrivains et des écrivaines hors pair.</w:t>
+      </w:r>
+    </w:p>
+    <w:p>
+      <w:pPr>
+        <w:pStyle w:val="ListParagraph"/>
+        <w:rPr>
+          <w:lang w:val="fr-BE"/>
+        </w:rPr>
+      </w:pPr>
+      <w:r>
+        <w:rPr>
+          <w:lang w:val="fr-BE"/>
+        </w:rPr>
+        <w:t>Nous écrivons ensemble, comme si nous n’étions qu’un.</w:t>
+      </w:r>
+      <w:r>
+        <w:rPr>
+          <w:lang w:val="fr-BE"/>
+        </w:rPr>
+        <w:t xml:space="preserve"> </w:t>
+      </w:r>
+    </w:p>
+    <w:p>
+      <w:pPr>
+        <w:pStyle w:val="ListParagraph"/>
+        <w:numPr>
+          <w:ilvl w:val="0"/>
+          <w:numId w:val="2"/>
+        </w:numPr>
+        <w:rPr>
+          <w:lang w:val="fr-BE"/>
+        </w:rPr>
+      </w:pPr>
+      <w:proofErr w:type="spellStart"/>
+      <w:r>
+        <w:rPr>
+          <w:b/>
+          <w:lang w:val="fr-BE"/>
+        </w:rPr>
+        <w:t>Meteo</w:t>
+      </w:r>
+      <w:proofErr w:type="spellEnd"/>
+      <w:r>
+        <w:rPr>
+          <w:b/>
+          <w:lang w:val="fr-BE"/>
+        </w:rPr>
+        <w:t xml:space="preserve"> </w:t>
+      </w:r>
+      <w:r>
+        <w:rPr>
+          <w:b/>
+          <w:lang w:val="fr-BE"/>
+        </w:rPr>
+        <w:t>intérieure</w:t>
+      </w:r>
+      <w:r>
+        <w:rPr>
+          <w:b/>
+          <w:lang w:val="fr-BE"/>
+        </w:rPr>
+        <w:t xml:space="preserve"> : </w:t>
+      </w:r>
+      <w:r>
+        <w:rPr>
+          <w:lang w:val="fr-BE"/>
+        </w:rPr>
+        <w:t>Ecrivez un texte libre en partant de vos pensées et émotions du jour</w:t>
+      </w:r>
+    </w:p>
+    <w:p>
+      <w:pPr>
+        <w:pStyle w:val="ListParagraph"/>
+        <w:numPr>
+          <w:ilvl w:val="0"/>
+          <w:numId w:val="2"/>
+        </w:numPr>
+        <w:rPr>
+          <w:lang w:val="fr-BE"/>
+        </w:rPr>
+      </w:pPr>
+      <w:r>
+        <w:rPr>
+          <w:lang w:val="fr-BE"/>
+        </w:rPr>
+        <w:t xml:space="preserve">Ecrivez une histoire qui a </w:t>
+      </w:r>
+      <w:r>
+        <w:rPr>
+          <w:b/>
+          <w:lang w:val="fr-BE"/>
+        </w:rPr>
+        <w:t>le moins de sens possible</w:t>
+      </w:r>
+    </w:p>
+    <w:p>
+      <w:pPr>
+        <w:pStyle w:val="ListParagraph"/>
+        <w:numPr>
+          <w:ilvl w:val="0"/>
+          <w:numId w:val="2"/>
+        </w:numPr>
+        <w:rPr>
+          <w:lang w:val="fr-BE"/>
+        </w:rPr>
+      </w:pPr>
+      <w:r>
+        <w:rPr>
+          <w:lang w:val="fr-BE"/>
+        </w:rPr>
+        <w:t>Ecrivez une histoire qui a</w:t>
+      </w:r>
+      <w:r>
+        <w:rPr>
+          <w:b/>
+          <w:lang w:val="fr-BE"/>
+        </w:rPr>
+        <w:t xml:space="preserve"> le plus de sens possible</w:t>
+      </w:r>
+    </w:p>
+    <w:p>
+      <w:pPr>
+        <w:spacing w:after="0"/>
+        <w:rPr>
+          <w:lang w:val="fr-BE"/>
+        </w:rPr>
+      </w:pPr>
     </w:p>
     <w:p>
       <w:pPr>
         <w:pStyle w:val="Heading1"/>
         <w:rPr>
-          <w:shd w:val="clear" w:color="auto" w:fill="FFFFFF"/>
-          <w:lang w:val="fr-BE"/>
-        </w:rPr>
-      </w:pPr>
-      <w:r>
-        <w:rPr>
-          <w:shd w:val="clear" w:color="auto" w:fill="FFFFFF"/>
-          <w:lang w:val="fr-BE"/>
-        </w:rPr>
-        <w:t>Phase 2</w:t>
-      </w:r>
-      <w:r>
-        <w:rPr>
-          <w:shd w:val="clear" w:color="auto" w:fill="FFFFFF"/>
-          <w:lang w:val="fr-BE"/>
-        </w:rPr>
-        <w:t xml:space="preserve"> - sportifs</w:t>
-      </w:r>
-    </w:p>
-    <w:p>
-      <w:pPr>
-        <w:rPr>
-          <w:rFonts w:ascii="Arial" w:hAnsi="Arial" w:cs="Arial"/>
-          <w:color w:val="202124"/>
-          <w:spacing w:val="2"/>
-          <w:shd w:val="clear" w:color="auto" w:fill="FFFFFF"/>
-          <w:lang w:val="fr-BE"/>
-        </w:rPr>
-      </w:pPr>
-      <w:r>
-        <w:rPr>
-          <w:rFonts w:ascii="Arial" w:hAnsi="Arial" w:cs="Arial"/>
-          <w:color w:val="202124"/>
-          <w:spacing w:val="2"/>
-          <w:shd w:val="clear" w:color="auto" w:fill="FFFFFF"/>
-          <w:lang w:val="fr-BE"/>
-        </w:rPr>
-        <w:t>Ecrivez une histoire qui a le moins de sens possible (rapidité !)</w:t>
-      </w:r>
-    </w:p>
-    <w:p>
-      <w:pPr>
-        <w:rPr>
-          <w:rFonts w:ascii="Arial" w:hAnsi="Arial" w:cs="Arial"/>
-          <w:color w:val="202124"/>
-          <w:spacing w:val="2"/>
-          <w:shd w:val="clear" w:color="auto" w:fill="FFFFFF"/>
-          <w:lang w:val="fr-BE"/>
-        </w:rPr>
-      </w:pPr>
-      <w:r>
-        <w:rPr>
-          <w:rFonts w:ascii="Arial" w:hAnsi="Arial" w:cs="Arial"/>
-          <w:color w:val="202124"/>
-          <w:spacing w:val="2"/>
-          <w:shd w:val="clear" w:color="auto" w:fill="FFFFFF"/>
-          <w:lang w:val="fr-BE"/>
-        </w:rPr>
-        <w:t>Ecrivez une histoire qui a le p</w:t>
-      </w:r>
-      <w:r>
-        <w:rPr>
-          <w:rFonts w:ascii="Arial" w:hAnsi="Arial" w:cs="Arial"/>
-          <w:color w:val="202124"/>
-          <w:spacing w:val="2"/>
-          <w:shd w:val="clear" w:color="auto" w:fill="FFFFFF"/>
-          <w:lang w:val="fr-BE"/>
-        </w:rPr>
-        <w:t>lus de sens possible (lenteur, bien réfléchir</w:t>
-      </w:r>
-      <w:r>
-        <w:rPr>
-          <w:rFonts w:ascii="Arial" w:hAnsi="Arial" w:cs="Arial"/>
-          <w:color w:val="202124"/>
-          <w:spacing w:val="2"/>
-          <w:shd w:val="clear" w:color="auto" w:fill="FFFFFF"/>
-          <w:lang w:val="fr-BE"/>
-        </w:rPr>
-        <w:t>)</w:t>
-      </w:r>
-    </w:p>
-    <w:p>
-      <w:pPr>
-        <w:rPr>
-          <w:rFonts w:ascii="Arial" w:hAnsi="Arial" w:cs="Arial"/>
-          <w:color w:val="202124"/>
-          <w:spacing w:val="2"/>
-          <w:shd w:val="clear" w:color="auto" w:fill="FFFFFF"/>
-          <w:lang w:val="fr-BE"/>
-        </w:rPr>
-      </w:pPr>
-    </w:p>
-    <w:p>
-      <w:pPr>
-        <w:pStyle w:val="Heading1"/>
-        <w:rPr>
-          <w:shd w:val="clear" w:color="auto" w:fill="FFFFFF"/>
-          <w:lang w:val="fr-BE"/>
-        </w:rPr>
-      </w:pPr>
+          <w:lang w:val="fr-BE"/>
+        </w:rPr>
+      </w:pPr>
+      <w:r>
+        <w:rPr>
+          <w:lang w:val="fr-BE"/>
+        </w:rPr>
+        <w:t>Middle</w:t>
+      </w:r>
+    </w:p>
+    <w:p>
+      <w:pPr>
+        <w:pStyle w:val="ListParagraph"/>
+        <w:numPr>
+          <w:ilvl w:val="0"/>
+          <w:numId w:val="2"/>
+        </w:numPr>
+        <w:spacing w:after="0"/>
+        <w:rPr>
+          <w:lang w:val="fr-BE"/>
+        </w:rPr>
+      </w:pPr>
+      <w:r>
+        <w:rPr>
+          <w:lang w:val="fr-BE"/>
+        </w:rPr>
+        <w:t xml:space="preserve">Ecrivez une lettre à tous les </w:t>
+      </w:r>
       <w:proofErr w:type="spellStart"/>
       <w:r>
         <w:rPr>
-          <w:shd w:val="clear" w:color="auto" w:fill="FFFFFF"/>
-          <w:lang w:val="fr-BE"/>
-        </w:rPr>
-        <w:t>Meteo</w:t>
+          <w:lang w:val="fr-BE"/>
+        </w:rPr>
+        <w:t>grand-parents</w:t>
       </w:r>
       <w:proofErr w:type="spellEnd"/>
-      <w:r>
-        <w:rPr>
-          <w:shd w:val="clear" w:color="auto" w:fill="FFFFFF"/>
-          <w:lang w:val="fr-BE"/>
-        </w:rPr>
-        <w:t xml:space="preserve"> intérieur</w:t>
-      </w:r>
-    </w:p>
-    <w:p>
-      <w:pPr>
-        <w:rPr>
-          <w:lang w:val="fr-BE"/>
-        </w:rPr>
-      </w:pPr>
-      <w:r>
-        <w:rPr>
-          <w:lang w:val="fr-BE"/>
-        </w:rPr>
-        <w:t>Ecrivez un texte</w:t>
-      </w:r>
-      <w:r>
-        <w:rPr>
-          <w:lang w:val="fr-BE"/>
-        </w:rPr>
-        <w:t xml:space="preserve"> libre</w:t>
-      </w:r>
-      <w:r>
-        <w:rPr>
-          <w:lang w:val="fr-BE"/>
-        </w:rPr>
-        <w:t xml:space="preserve"> en partant de vos pensées et émotions du jour</w:t>
+    </w:p>
+    <w:p>
+      <w:pPr>
+        <w:pStyle w:val="ListParagraph"/>
+        <w:numPr>
+          <w:ilvl w:val="0"/>
+          <w:numId w:val="2"/>
+        </w:numPr>
+        <w:spacing w:after="0"/>
+        <w:rPr>
+          <w:lang w:val="fr-BE"/>
+        </w:rPr>
+      </w:pPr>
+      <w:r>
+        <w:rPr>
+          <w:lang w:val="fr-BE"/>
+        </w:rPr>
+        <w:t>Ecrivez une lettre à tous les enfants</w:t>
       </w:r>
       <w:bookmarkStart w:id="0" w:name="_GoBack"/>
       <w:bookmarkEnd w:id="0"/>
     </w:p>
     <w:p>
       <w:pPr>
-        <w:rPr>
-          <w:rFonts w:ascii="Arial" w:hAnsi="Arial" w:cs="Arial"/>
-          <w:color w:val="202124"/>
-          <w:spacing w:val="2"/>
-          <w:shd w:val="clear" w:color="auto" w:fill="FFFFFF"/>
+        <w:pStyle w:val="ListParagraph"/>
+        <w:numPr>
+          <w:ilvl w:val="0"/>
+          <w:numId w:val="2"/>
+        </w:numPr>
+        <w:spacing w:after="0"/>
+        <w:rPr>
+          <w:lang w:val="fr-BE"/>
+        </w:rPr>
+      </w:pPr>
+      <w:r>
+        <w:rPr>
+          <w:lang w:val="fr-BE"/>
+        </w:rPr>
+        <w:t>Improvisez une histoire sur la musique</w:t>
+      </w:r>
+    </w:p>
+    <w:p>
+      <w:pPr>
+        <w:pStyle w:val="ListParagraph"/>
+        <w:numPr>
+          <w:ilvl w:val="0"/>
+          <w:numId w:val="2"/>
+        </w:numPr>
+        <w:spacing w:after="0"/>
+        <w:rPr>
+          <w:lang w:val="fr-BE"/>
+        </w:rPr>
+      </w:pPr>
+      <w:r>
+        <w:rPr>
+          <w:lang w:val="fr-BE"/>
+        </w:rPr>
+        <w:t>V</w:t>
+      </w:r>
+      <w:r>
+        <w:rPr>
+          <w:lang w:val="fr-BE"/>
+        </w:rPr>
+        <w:t xml:space="preserve">ous faites parties des 10 personnes les plus puissantes de ce monde. Ces 10 personnes sont réunies pour discuter de leurs stratégies. Transcrivez la </w:t>
+      </w:r>
+      <w:proofErr w:type="spellStart"/>
+      <w:r>
+        <w:rPr>
+          <w:lang w:val="fr-BE"/>
+        </w:rPr>
+        <w:t>reunion</w:t>
+      </w:r>
+      <w:proofErr w:type="spellEnd"/>
+      <w:r>
+        <w:rPr>
+          <w:lang w:val="fr-BE"/>
+        </w:rPr>
+        <w:t>.</w:t>
+      </w:r>
+    </w:p>
+    <w:p>
+      <w:pPr>
+        <w:rPr>
+          <w:lang w:val="fr-BE"/>
+        </w:rPr>
+      </w:pPr>
+    </w:p>
+    <w:p>
+      <w:pPr>
+        <w:rPr>
           <w:lang w:val="fr-BE"/>
         </w:rPr>
       </w:pPr>
@@ -219,120 +318,29 @@
       <w:pPr>
         <w:pStyle w:val="Heading1"/>
         <w:rPr>
-          <w:shd w:val="clear" w:color="auto" w:fill="FFFFFF"/>
-          <w:lang w:val="fr-BE"/>
-        </w:rPr>
-      </w:pPr>
-      <w:r>
-        <w:rPr>
-          <w:shd w:val="clear" w:color="auto" w:fill="FFFFFF"/>
-          <w:lang w:val="fr-BE"/>
-        </w:rPr>
-        <w:t>Phase 3 - artistes</w:t>
-      </w:r>
-    </w:p>
-    <w:p>
-      <w:pPr>
-        <w:rPr>
-          <w:rFonts w:ascii="Arial" w:hAnsi="Arial" w:cs="Arial"/>
-          <w:color w:val="202124"/>
-          <w:spacing w:val="2"/>
-          <w:shd w:val="clear" w:color="auto" w:fill="FFFFFF"/>
-          <w:lang w:val="fr-BE"/>
-        </w:rPr>
-      </w:pPr>
-      <w:r>
-        <w:rPr>
-          <w:rFonts w:ascii="Arial" w:hAnsi="Arial" w:cs="Arial"/>
-          <w:color w:val="202124"/>
-          <w:spacing w:val="2"/>
-          <w:shd w:val="clear" w:color="auto" w:fill="FFFFFF"/>
-          <w:lang w:val="fr-BE"/>
-        </w:rPr>
-        <w:t xml:space="preserve">Texte libre inspiré par la musique (playlist clown mode </w:t>
-      </w:r>
-      <w:proofErr w:type="spellStart"/>
-      <w:r>
-        <w:rPr>
-          <w:rFonts w:ascii="Arial" w:hAnsi="Arial" w:cs="Arial"/>
-          <w:color w:val="202124"/>
-          <w:spacing w:val="2"/>
-          <w:shd w:val="clear" w:color="auto" w:fill="FFFFFF"/>
-          <w:lang w:val="fr-BE"/>
-        </w:rPr>
-        <w:t>aleatoire</w:t>
-      </w:r>
-      <w:proofErr w:type="spellEnd"/>
-      <w:r>
-        <w:rPr>
-          <w:rFonts w:ascii="Arial" w:hAnsi="Arial" w:cs="Arial"/>
-          <w:color w:val="202124"/>
-          <w:spacing w:val="2"/>
-          <w:shd w:val="clear" w:color="auto" w:fill="FFFFFF"/>
-          <w:lang w:val="fr-BE"/>
-        </w:rPr>
-        <w:t>)</w:t>
-      </w:r>
-    </w:p>
-    <w:p>
-      <w:pPr>
-        <w:rPr>
-          <w:rFonts w:ascii="Arial" w:hAnsi="Arial" w:cs="Arial"/>
-          <w:color w:val="202124"/>
-          <w:spacing w:val="2"/>
-          <w:shd w:val="clear" w:color="auto" w:fill="FFFFFF"/>
-          <w:lang w:val="fr-BE"/>
-        </w:rPr>
-      </w:pPr>
-      <w:r>
-        <w:rPr>
-          <w:rFonts w:ascii="Arial" w:hAnsi="Arial" w:cs="Arial"/>
-          <w:color w:val="202124"/>
-          <w:spacing w:val="2"/>
-          <w:shd w:val="clear" w:color="auto" w:fill="FFFFFF"/>
-          <w:lang w:val="fr-BE"/>
-        </w:rPr>
-        <w:t xml:space="preserve">Reproduire à sa sauce (peut mélanger du FR et du EN) le fameux discours de Martin Luther King : « I have a </w:t>
-      </w:r>
-      <w:proofErr w:type="spellStart"/>
-      <w:r>
-        <w:rPr>
-          <w:rFonts w:ascii="Arial" w:hAnsi="Arial" w:cs="Arial"/>
-          <w:color w:val="202124"/>
-          <w:spacing w:val="2"/>
-          <w:shd w:val="clear" w:color="auto" w:fill="FFFFFF"/>
-          <w:lang w:val="fr-BE"/>
-        </w:rPr>
-        <w:t>dream</w:t>
-      </w:r>
-      <w:proofErr w:type="spellEnd"/>
-      <w:r>
-        <w:rPr>
-          <w:rFonts w:ascii="Arial" w:hAnsi="Arial" w:cs="Arial"/>
-          <w:color w:val="202124"/>
-          <w:spacing w:val="2"/>
-          <w:shd w:val="clear" w:color="auto" w:fill="FFFFFF"/>
-          <w:lang w:val="fr-BE"/>
-        </w:rPr>
-        <w:t xml:space="preserve"> ! »</w:t>
-      </w:r>
-    </w:p>
-    <w:p>
-      <w:pPr>
-        <w:rPr>
-          <w:rFonts w:ascii="Arial" w:hAnsi="Arial" w:cs="Arial"/>
-          <w:color w:val="202124"/>
-          <w:spacing w:val="2"/>
-          <w:shd w:val="clear" w:color="auto" w:fill="FFFFFF"/>
-          <w:lang w:val="fr-BE"/>
-        </w:rPr>
-      </w:pPr>
-      <w:r>
-        <w:rPr>
-          <w:rFonts w:ascii="Arial" w:hAnsi="Arial" w:cs="Arial"/>
-          <w:color w:val="202124"/>
-          <w:spacing w:val="2"/>
-          <w:shd w:val="clear" w:color="auto" w:fill="FFFFFF"/>
+          <w:lang w:val="fr-BE"/>
+        </w:rPr>
+      </w:pPr>
+      <w:r>
+        <w:rPr>
+          <w:lang w:val="fr-BE"/>
+        </w:rPr>
+        <w:t>Au top</w:t>
+      </w:r>
+    </w:p>
+    <w:p>
+      <w:pPr>
+        <w:pStyle w:val="ListParagraph"/>
+        <w:numPr>
+          <w:ilvl w:val="0"/>
+          <w:numId w:val="2"/>
+        </w:numPr>
+        <w:rPr>
+          <w:lang w:val="fr-BE"/>
+        </w:rPr>
+      </w:pPr>
+      <w:r>
+        <w:rPr>
           <w:lang w:val="fr-BE"/>
         </w:rPr>
         <w:t>Ecrivez une histoire qui commence par « J’ai peur des pages blanches ».</w:t>
@@ -340,234 +348,11 @@
     </w:p>
     <w:p>
       <w:pPr>
-        <w:rPr>
-          <w:rFonts w:ascii="Arial" w:hAnsi="Arial" w:cs="Arial"/>
-          <w:color w:val="202124"/>
-          <w:spacing w:val="2"/>
-          <w:shd w:val="clear" w:color="auto" w:fill="FFFFFF"/>
-          <w:lang w:val="fr-BE"/>
-        </w:rPr>
-      </w:pPr>
-    </w:p>
-    <w:p>
-      <w:pPr>
-        <w:pStyle w:val="Heading1"/>
-        <w:rPr>
-          <w:shd w:val="clear" w:color="auto" w:fill="FFFFFF"/>
-          <w:lang w:val="fr-BE"/>
-        </w:rPr>
-      </w:pPr>
-      <w:r>
-        <w:rPr>
-          <w:shd w:val="clear" w:color="auto" w:fill="FFFFFF"/>
-          <w:lang w:val="fr-BE"/>
-        </w:rPr>
-        <w:t>Phase 4 - puissants</w:t>
-      </w:r>
-    </w:p>
-    <w:p>
-      <w:pPr>
-        <w:rPr>
-          <w:rFonts w:ascii="Arial" w:hAnsi="Arial" w:cs="Arial"/>
-          <w:color w:val="202124"/>
-          <w:spacing w:val="2"/>
-          <w:shd w:val="clear" w:color="auto" w:fill="FFFFFF"/>
-          <w:lang w:val="fr-BE"/>
-        </w:rPr>
-      </w:pPr>
-      <w:r>
-        <w:rPr>
-          <w:rFonts w:ascii="Arial" w:hAnsi="Arial" w:cs="Arial"/>
-          <w:color w:val="202124"/>
-          <w:spacing w:val="2"/>
-          <w:shd w:val="clear" w:color="auto" w:fill="FFFFFF"/>
-          <w:lang w:val="fr-BE"/>
-        </w:rPr>
-        <w:t xml:space="preserve">Jeu de </w:t>
-      </w:r>
-      <w:proofErr w:type="spellStart"/>
-      <w:proofErr w:type="gramStart"/>
-      <w:r>
-        <w:rPr>
-          <w:rFonts w:ascii="Arial" w:hAnsi="Arial" w:cs="Arial"/>
-          <w:color w:val="202124"/>
-          <w:spacing w:val="2"/>
-          <w:shd w:val="clear" w:color="auto" w:fill="FFFFFF"/>
-          <w:lang w:val="fr-BE"/>
-        </w:rPr>
-        <w:t>role</w:t>
-      </w:r>
-      <w:proofErr w:type="spellEnd"/>
-      <w:r>
-        <w:rPr>
-          <w:rFonts w:ascii="Arial" w:hAnsi="Arial" w:cs="Arial"/>
-          <w:color w:val="202124"/>
-          <w:spacing w:val="2"/>
-          <w:shd w:val="clear" w:color="auto" w:fill="FFFFFF"/>
-          <w:lang w:val="fr-BE"/>
-        </w:rPr>
-        <w:t>:</w:t>
-      </w:r>
-      <w:proofErr w:type="gramEnd"/>
-      <w:r>
-        <w:rPr>
-          <w:rFonts w:ascii="Arial" w:hAnsi="Arial" w:cs="Arial"/>
-          <w:color w:val="202124"/>
-          <w:spacing w:val="2"/>
-          <w:shd w:val="clear" w:color="auto" w:fill="FFFFFF"/>
-          <w:lang w:val="fr-BE"/>
-        </w:rPr>
-        <w:t xml:space="preserve"> vous faites parties des 10 personnes les plus puissantes de ce monde. Ces 10 personnes sont réunies pour décider de leurs objectifs du prochain mois. </w:t>
-      </w:r>
-      <w:r>
-        <w:rPr>
-          <w:rFonts w:ascii="Arial" w:hAnsi="Arial" w:cs="Arial"/>
-          <w:color w:val="202124"/>
-          <w:spacing w:val="2"/>
-          <w:shd w:val="clear" w:color="auto" w:fill="FFFFFF"/>
-          <w:lang w:val="fr-BE"/>
-        </w:rPr>
-        <w:t xml:space="preserve">Ecrivez le déroulé de cette </w:t>
-      </w:r>
-      <w:proofErr w:type="spellStart"/>
-      <w:r>
-        <w:rPr>
-          <w:rFonts w:ascii="Arial" w:hAnsi="Arial" w:cs="Arial"/>
-          <w:color w:val="202124"/>
-          <w:spacing w:val="2"/>
-          <w:shd w:val="clear" w:color="auto" w:fill="FFFFFF"/>
-          <w:lang w:val="fr-BE"/>
-        </w:rPr>
-        <w:t>reunion</w:t>
-      </w:r>
-      <w:proofErr w:type="spellEnd"/>
-      <w:r>
-        <w:rPr>
-          <w:rFonts w:ascii="Arial" w:hAnsi="Arial" w:cs="Arial"/>
-          <w:color w:val="202124"/>
-          <w:spacing w:val="2"/>
-          <w:shd w:val="clear" w:color="auto" w:fill="FFFFFF"/>
-          <w:lang w:val="fr-BE"/>
-        </w:rPr>
-        <w:t>.</w:t>
-      </w:r>
-    </w:p>
-    <w:p>
-      <w:pPr>
-        <w:rPr>
-          <w:rFonts w:ascii="Arial" w:hAnsi="Arial" w:cs="Arial"/>
-          <w:color w:val="202124"/>
-          <w:spacing w:val="2"/>
-          <w:shd w:val="clear" w:color="auto" w:fill="FFFFFF"/>
-          <w:lang w:val="fr-BE"/>
-        </w:rPr>
-      </w:pPr>
-    </w:p>
-    <w:p>
-      <w:pPr>
-        <w:rPr>
-          <w:rFonts w:ascii="Arial" w:hAnsi="Arial" w:cs="Arial"/>
-          <w:color w:val="202124"/>
-          <w:spacing w:val="2"/>
-          <w:shd w:val="clear" w:color="auto" w:fill="FFFFFF"/>
-          <w:lang w:val="fr-BE"/>
-        </w:rPr>
-      </w:pPr>
-      <w:r>
-        <w:rPr>
-          <w:rFonts w:ascii="Arial" w:hAnsi="Arial" w:cs="Arial"/>
-          <w:color w:val="202124"/>
-          <w:spacing w:val="2"/>
-          <w:shd w:val="clear" w:color="auto" w:fill="FFFFFF"/>
-          <w:lang w:val="fr-BE"/>
-        </w:rPr>
-        <w:t>Ecrivez une lettre de licenciement a votre bouilloire</w:t>
-      </w:r>
-    </w:p>
-    <w:p>
-      <w:pPr>
-        <w:rPr>
-          <w:rFonts w:ascii="Arial" w:hAnsi="Arial" w:cs="Arial"/>
-          <w:color w:val="202124"/>
-          <w:spacing w:val="2"/>
-          <w:shd w:val="clear" w:color="auto" w:fill="FFFFFF"/>
-          <w:lang w:val="fr-BE"/>
-        </w:rPr>
-      </w:pPr>
-    </w:p>
-    <w:p>
-      <w:pPr>
-        <w:pStyle w:val="Heading1"/>
-        <w:rPr>
-          <w:shd w:val="clear" w:color="auto" w:fill="FFFFFF"/>
-          <w:lang w:val="fr-BE"/>
-        </w:rPr>
-      </w:pPr>
-      <w:r>
-        <w:rPr>
-          <w:shd w:val="clear" w:color="auto" w:fill="FFFFFF"/>
-          <w:lang w:val="fr-BE"/>
-        </w:rPr>
-        <w:t xml:space="preserve">Phase 5 – </w:t>
-      </w:r>
-      <w:r>
-        <w:rPr>
-          <w:shd w:val="clear" w:color="auto" w:fill="FFFFFF"/>
-          <w:lang w:val="fr-BE"/>
-        </w:rPr>
-        <w:t>critiques</w:t>
-      </w:r>
-    </w:p>
-    <w:p>
-      <w:pPr>
-        <w:rPr>
-          <w:rFonts w:ascii="Arial" w:hAnsi="Arial" w:cs="Arial"/>
-          <w:color w:val="202124"/>
-          <w:spacing w:val="2"/>
-          <w:shd w:val="clear" w:color="auto" w:fill="FFFFFF"/>
-          <w:lang w:val="fr-BE"/>
-        </w:rPr>
-      </w:pPr>
-      <w:r>
-        <w:rPr>
-          <w:rFonts w:ascii="Arial" w:hAnsi="Arial" w:cs="Arial"/>
-          <w:color w:val="202124"/>
-          <w:spacing w:val="2"/>
-          <w:shd w:val="clear" w:color="auto" w:fill="FFFFFF"/>
-          <w:lang w:val="fr-BE"/>
-        </w:rPr>
-        <w:t>Feedback et ressentis de fin de session</w:t>
-      </w:r>
-      <w:r>
-        <w:rPr>
-          <w:rFonts w:ascii="Arial" w:hAnsi="Arial" w:cs="Arial"/>
-          <w:color w:val="202124"/>
-          <w:spacing w:val="2"/>
-          <w:shd w:val="clear" w:color="auto" w:fill="FFFFFF"/>
-          <w:lang w:val="fr-BE"/>
-        </w:rPr>
-        <w:t xml:space="preserve"> ((1) très sévère mais constructif et (2) idéaliste voir utopique)</w:t>
-      </w:r>
-    </w:p>
-    <w:p>
-      <w:pPr>
-        <w:rPr>
-          <w:lang w:val="fr-BE"/>
-        </w:rPr>
-      </w:pPr>
-      <w:r>
-        <w:rPr>
-          <w:rFonts w:ascii="Arial" w:hAnsi="Arial" w:cs="Arial"/>
-          <w:color w:val="202124"/>
-          <w:spacing w:val="2"/>
-          <w:shd w:val="clear" w:color="auto" w:fill="FFFFFF"/>
-          <w:lang w:val="fr-BE"/>
-        </w:rPr>
-        <w:t>Un exercice d’écriture pour le prochain groupe</w:t>
-      </w:r>
-    </w:p>
-    <w:p>
-      <w:pPr>
+        <w:pStyle w:val="ListParagraph"/>
+        <w:numPr>
+          <w:ilvl w:val="0"/>
+          <w:numId w:val="2"/>
+        </w:numPr>
         <w:rPr>
           <w:lang w:val="fr-BE"/>
         </w:rPr>
@@ -586,6 +371,118 @@
 <file path=word/numbering.xml><?xml version="1.0" encoding="utf-8"?>
 <w:numbering xmlns:wpc="http://schemas.microsoft.com/office/word/2010/wordprocessingCanvas" xmlns:cx="http://schemas.microsoft.com/office/drawing/2014/chartex" xmlns:mc="http://schemas.openxmlformats.org/markup-compatibility/2006" xmlns:o="urn:schemas-microsoft-com:office:office" xmlns:r="http://schemas.openxmlformats.org/officeDocument/2006/relationships" xmlns:m="http://schemas.openxmlformats.org/officeDocument/2006/math" xmlns:v="urn:schemas-microsoft-com:vml" xmlns:wp14="http://schemas.microsoft.com/office/word/2010/wordprocessingDrawing" xmlns:wp="http://schemas.openxmlformats.org/drawingml/2006/wordprocessingDrawing" xmlns:w10="urn:schemas-microsoft-com:office:word" xmlns:w="http://schemas.openxmlformats.org/wordprocessingml/2006/main" xmlns:w14="http://schemas.microsoft.com/office/word/2010/wordml" xmlns:w15="http://schemas.microsoft.com/office/word/2012/wordml" xmlns:w16se="http://schemas.microsoft.com/office/word/2015/wordml/symex" xmlns:wpg="http://schemas.microsoft.com/office/word/2010/wordprocessingGroup" xmlns:wpi="http://schemas.microsoft.com/office/word/2010/wordprocessingInk" xmlns:wne="http://schemas.microsoft.com/office/word/2006/wordml" xmlns:wps="http://schemas.microsoft.com/office/word/2010/wordprocessingShape" mc:Ignorable="w14 w15 w16se wp14">
   <w:abstractNum w:abstractNumId="0" w15:restartNumberingAfterBreak="0">
+    <w:nsid w:val="02E41C66"/>
+    <w:multiLevelType w:val="hybridMultilevel"/>
+    <w:tmpl w:val="FB882DB8"/>
+    <w:lvl w:ilvl="0" w:tplc="4478FE3C">
+      <w:numFmt w:val="bullet"/>
+      <w:lvlText w:val="-"/>
+      <w:lvlJc w:val="left"/>
+      <w:pPr>
+        <w:ind w:left="720" w:hanging="360"/>
+      </w:pPr>
+      <w:rPr>
+        <w:rFonts w:ascii="Calibri" w:eastAsiaTheme="minorHAnsi" w:hAnsi="Calibri" w:cs="Calibri" w:hint="default"/>
+      </w:rPr>
+    </w:lvl>
+    <w:lvl w:ilvl="1" w:tplc="08090003" w:tentative="1">
+      <w:start w:val="1"/>
+      <w:numFmt w:val="bullet"/>
+      <w:lvlText w:val="o"/>
+      <w:lvlJc w:val="left"/>
+      <w:pPr>
+        <w:ind w:left="1440" w:hanging="360"/>
+      </w:pPr>
+      <w:rPr>
+        <w:rFonts w:ascii="Courier New" w:hAnsi="Courier New" w:cs="Courier New" w:hint="default"/>
+      </w:rPr>
+    </w:lvl>
+    <w:lvl w:ilvl="2" w:tplc="08090005" w:tentative="1">
+      <w:start w:val="1"/>
+      <w:numFmt w:val="bullet"/>
+      <w:lvlText w:val=""/>
+      <w:lvlJc w:val="left"/>
+      <w:pPr>
+        <w:ind w:left="2160" w:hanging="360"/>
+      </w:pPr>
+      <w:rPr>
+        <w:rFonts w:ascii="Wingdings" w:hAnsi="Wingdings" w:hint="default"/>
+      </w:rPr>
+    </w:lvl>
+    <w:lvl w:ilvl="3" w:tplc="08090001" w:tentative="1">
+      <w:start w:val="1"/>
+      <w:numFmt w:val="bullet"/>
+      <w:lvlText w:val=""/>
+      <w:lvlJc w:val="left"/>
+      <w:pPr>
+        <w:ind w:left="2880" w:hanging="360"/>
+      </w:pPr>
+      <w:rPr>
+        <w:rFonts w:ascii="Symbol" w:hAnsi="Symbol" w:hint="default"/>
+      </w:rPr>
+    </w:lvl>
+    <w:lvl w:ilvl="4" w:tplc="08090003" w:tentative="1">
+      <w:start w:val="1"/>
+      <w:numFmt w:val="bullet"/>
+      <w:lvlText w:val="o"/>
+      <w:lvlJc w:val="left"/>
+      <w:pPr>
+        <w:ind w:left="3600" w:hanging="360"/>
+      </w:pPr>
+      <w:rPr>
+        <w:rFonts w:ascii="Courier New" w:hAnsi="Courier New" w:cs="Courier New" w:hint="default"/>
+      </w:rPr>
+    </w:lvl>
+    <w:lvl w:ilvl="5" w:tplc="08090005" w:tentative="1">
+      <w:start w:val="1"/>
+      <w:numFmt w:val="bullet"/>
+      <w:lvlText w:val=""/>
+      <w:lvlJc w:val="left"/>
+      <w:pPr>
+        <w:ind w:left="4320" w:hanging="360"/>
+      </w:pPr>
+      <w:rPr>
+        <w:rFonts w:ascii="Wingdings" w:hAnsi="Wingdings" w:hint="default"/>
+      </w:rPr>
+    </w:lvl>
+    <w:lvl w:ilvl="6" w:tplc="08090001" w:tentative="1">
+      <w:start w:val="1"/>
+      <w:numFmt w:val="bullet"/>
+      <w:lvlText w:val=""/>
+      <w:lvlJc w:val="left"/>
+      <w:pPr>
+        <w:ind w:left="5040" w:hanging="360"/>
+      </w:pPr>
+      <w:rPr>
+        <w:rFonts w:ascii="Symbol" w:hAnsi="Symbol" w:hint="default"/>
+      </w:rPr>
+    </w:lvl>
+    <w:lvl w:ilvl="7" w:tplc="08090003" w:tentative="1">
+      <w:start w:val="1"/>
+      <w:numFmt w:val="bullet"/>
+      <w:lvlText w:val="o"/>
+      <w:lvlJc w:val="left"/>
+      <w:pPr>
+        <w:ind w:left="5760" w:hanging="360"/>
+      </w:pPr>
+      <w:rPr>
+        <w:rFonts w:ascii="Courier New" w:hAnsi="Courier New" w:cs="Courier New" w:hint="default"/>
+      </w:rPr>
+    </w:lvl>
+    <w:lvl w:ilvl="8" w:tplc="08090005" w:tentative="1">
+      <w:start w:val="1"/>
+      <w:numFmt w:val="bullet"/>
+      <w:lvlText w:val=""/>
+      <w:lvlJc w:val="left"/>
+      <w:pPr>
+        <w:ind w:left="6480" w:hanging="360"/>
+      </w:pPr>
+      <w:rPr>
+        <w:rFonts w:ascii="Wingdings" w:hAnsi="Wingdings" w:hint="default"/>
+      </w:rPr>
+    </w:lvl>
+  </w:abstractNum>
+  <w:abstractNum w:abstractNumId="1" w15:restartNumberingAfterBreak="0">
     <w:nsid w:val="4FC57FCE"/>
     <w:multiLevelType w:val="hybridMultilevel"/>
     <w:tmpl w:val="CDFE1B04"/>
@@ -699,6 +596,9 @@
     </w:lvl>
   </w:abstractNum>
   <w:num w:numId="1">
+    <w:abstractNumId w:val="1"/>
+  </w:num>
+  <w:num w:numId="2">
     <w:abstractNumId w:val="0"/>
   </w:num>
 </w:numbering>
